--- a/CAMBRIDGE/analysis/Experiments_Description_Analysis.docx
+++ b/CAMBRIDGE/analysis/Experiments_Description_Analysis.docx
@@ -273,28 +273,6 @@
           <w:szCs w:val="20"/>
         </w:rPr>
       </w:pPr>
-    </w:p>
-    <w:p>
-      <w:pPr>
-        <w:pStyle w:val="NoSpacing"/>
-        <w:jc w:val="both"/>
-        <w:rPr>
-          <w:rFonts w:ascii="Arial" w:hAnsi="Arial" w:cs="Arial"/>
-          <w:sz w:val="20"/>
-          <w:szCs w:val="20"/>
-        </w:rPr>
-      </w:pPr>
-    </w:p>
-    <w:p>
-      <w:pPr>
-        <w:pStyle w:val="NoSpacing"/>
-        <w:jc w:val="both"/>
-        <w:rPr>
-          <w:rFonts w:ascii="Arial" w:hAnsi="Arial" w:cs="Arial"/>
-          <w:sz w:val="20"/>
-          <w:szCs w:val="20"/>
-        </w:rPr>
-      </w:pPr>
       <w:r>
         <w:rPr>
           <w:rFonts w:ascii="Arial" w:hAnsi="Arial" w:cs="Arial"/>
@@ -325,237 +303,6 @@
           <w:szCs w:val="20"/>
         </w:rPr>
       </w:pPr>
-    </w:p>
-    <w:p>
-      <w:pPr>
-        <w:pStyle w:val="NoSpacing"/>
-        <w:jc w:val="both"/>
-        <w:rPr>
-          <w:rFonts w:ascii="Arial" w:hAnsi="Arial" w:cs="Arial"/>
-          <w:sz w:val="20"/>
-          <w:szCs w:val="20"/>
-        </w:rPr>
-      </w:pPr>
-    </w:p>
-    <w:p>
-      <w:pPr>
-        <w:pStyle w:val="NoSpacing"/>
-        <w:jc w:val="both"/>
-        <w:rPr>
-          <w:rFonts w:ascii="Arial" w:hAnsi="Arial" w:cs="Arial"/>
-          <w:sz w:val="20"/>
-          <w:szCs w:val="20"/>
-        </w:rPr>
-      </w:pPr>
-    </w:p>
-    <w:p>
-      <w:pPr>
-        <w:pStyle w:val="NoSpacing"/>
-        <w:jc w:val="both"/>
-        <w:rPr>
-          <w:rFonts w:ascii="Arial" w:hAnsi="Arial" w:cs="Arial"/>
-          <w:sz w:val="20"/>
-          <w:szCs w:val="20"/>
-        </w:rPr>
-      </w:pPr>
-    </w:p>
-    <w:p>
-      <w:pPr>
-        <w:pStyle w:val="NoSpacing"/>
-        <w:jc w:val="both"/>
-        <w:rPr>
-          <w:rFonts w:ascii="Arial" w:hAnsi="Arial" w:cs="Arial"/>
-          <w:sz w:val="20"/>
-          <w:szCs w:val="20"/>
-        </w:rPr>
-      </w:pPr>
-    </w:p>
-    <w:p>
-      <w:pPr>
-        <w:pStyle w:val="NoSpacing"/>
-        <w:jc w:val="both"/>
-        <w:rPr>
-          <w:rFonts w:ascii="Arial" w:hAnsi="Arial" w:cs="Arial"/>
-          <w:sz w:val="20"/>
-          <w:szCs w:val="20"/>
-        </w:rPr>
-      </w:pPr>
-    </w:p>
-    <w:p>
-      <w:pPr>
-        <w:pStyle w:val="NoSpacing"/>
-        <w:jc w:val="both"/>
-        <w:rPr>
-          <w:rFonts w:ascii="Arial" w:hAnsi="Arial" w:cs="Arial"/>
-          <w:sz w:val="20"/>
-          <w:szCs w:val="20"/>
-        </w:rPr>
-      </w:pPr>
-    </w:p>
-    <w:p>
-      <w:pPr>
-        <w:pStyle w:val="NoSpacing"/>
-        <w:jc w:val="both"/>
-        <w:rPr>
-          <w:rFonts w:ascii="Arial" w:hAnsi="Arial" w:cs="Arial"/>
-          <w:sz w:val="20"/>
-          <w:szCs w:val="20"/>
-        </w:rPr>
-      </w:pPr>
-    </w:p>
-    <w:p>
-      <w:pPr>
-        <w:pStyle w:val="NoSpacing"/>
-        <w:jc w:val="both"/>
-        <w:rPr>
-          <w:rFonts w:ascii="Arial" w:hAnsi="Arial" w:cs="Arial"/>
-          <w:sz w:val="20"/>
-          <w:szCs w:val="20"/>
-        </w:rPr>
-      </w:pPr>
-    </w:p>
-    <w:p>
-      <w:pPr>
-        <w:pStyle w:val="NoSpacing"/>
-        <w:jc w:val="both"/>
-        <w:rPr>
-          <w:rFonts w:ascii="Arial" w:hAnsi="Arial" w:cs="Arial"/>
-          <w:sz w:val="20"/>
-          <w:szCs w:val="20"/>
-        </w:rPr>
-      </w:pPr>
-    </w:p>
-    <w:p>
-      <w:pPr>
-        <w:pStyle w:val="NoSpacing"/>
-        <w:jc w:val="both"/>
-        <w:rPr>
-          <w:rFonts w:ascii="Arial" w:hAnsi="Arial" w:cs="Arial"/>
-          <w:sz w:val="20"/>
-          <w:szCs w:val="20"/>
-        </w:rPr>
-      </w:pPr>
-    </w:p>
-    <w:p>
-      <w:pPr>
-        <w:pStyle w:val="NoSpacing"/>
-        <w:jc w:val="both"/>
-        <w:rPr>
-          <w:rFonts w:ascii="Arial" w:hAnsi="Arial" w:cs="Arial"/>
-          <w:sz w:val="20"/>
-          <w:szCs w:val="20"/>
-        </w:rPr>
-      </w:pPr>
-    </w:p>
-    <w:p>
-      <w:pPr>
-        <w:pStyle w:val="NoSpacing"/>
-        <w:jc w:val="both"/>
-        <w:rPr>
-          <w:rFonts w:ascii="Arial" w:hAnsi="Arial" w:cs="Arial"/>
-          <w:sz w:val="20"/>
-          <w:szCs w:val="20"/>
-        </w:rPr>
-      </w:pPr>
-    </w:p>
-    <w:p>
-      <w:pPr>
-        <w:pStyle w:val="NoSpacing"/>
-        <w:jc w:val="both"/>
-        <w:rPr>
-          <w:rFonts w:ascii="Arial" w:hAnsi="Arial" w:cs="Arial"/>
-          <w:sz w:val="20"/>
-          <w:szCs w:val="20"/>
-        </w:rPr>
-      </w:pPr>
-    </w:p>
-    <w:p>
-      <w:pPr>
-        <w:pStyle w:val="NoSpacing"/>
-        <w:jc w:val="both"/>
-        <w:rPr>
-          <w:rFonts w:ascii="Arial" w:hAnsi="Arial" w:cs="Arial"/>
-          <w:sz w:val="20"/>
-          <w:szCs w:val="20"/>
-        </w:rPr>
-      </w:pPr>
-    </w:p>
-    <w:p>
-      <w:pPr>
-        <w:pStyle w:val="NoSpacing"/>
-        <w:jc w:val="both"/>
-        <w:rPr>
-          <w:rFonts w:ascii="Arial" w:hAnsi="Arial" w:cs="Arial"/>
-          <w:sz w:val="20"/>
-          <w:szCs w:val="20"/>
-        </w:rPr>
-      </w:pPr>
-    </w:p>
-    <w:p>
-      <w:pPr>
-        <w:pStyle w:val="NoSpacing"/>
-        <w:jc w:val="both"/>
-        <w:rPr>
-          <w:rFonts w:ascii="Arial" w:hAnsi="Arial" w:cs="Arial"/>
-          <w:sz w:val="20"/>
-          <w:szCs w:val="20"/>
-        </w:rPr>
-      </w:pPr>
-    </w:p>
-    <w:p>
-      <w:pPr>
-        <w:pStyle w:val="NoSpacing"/>
-        <w:jc w:val="both"/>
-        <w:rPr>
-          <w:rFonts w:ascii="Arial" w:hAnsi="Arial" w:cs="Arial"/>
-          <w:sz w:val="20"/>
-          <w:szCs w:val="20"/>
-        </w:rPr>
-      </w:pPr>
-    </w:p>
-    <w:p>
-      <w:pPr>
-        <w:pStyle w:val="NoSpacing"/>
-        <w:jc w:val="both"/>
-        <w:rPr>
-          <w:rFonts w:ascii="Arial" w:hAnsi="Arial" w:cs="Arial"/>
-          <w:sz w:val="20"/>
-          <w:szCs w:val="20"/>
-        </w:rPr>
-      </w:pPr>
-    </w:p>
-    <w:p>
-      <w:pPr>
-        <w:pStyle w:val="NoSpacing"/>
-        <w:jc w:val="both"/>
-        <w:rPr>
-          <w:rFonts w:ascii="Arial" w:hAnsi="Arial" w:cs="Arial"/>
-          <w:sz w:val="20"/>
-          <w:szCs w:val="20"/>
-        </w:rPr>
-      </w:pPr>
-    </w:p>
-    <w:p>
-      <w:pPr>
-        <w:pStyle w:val="NoSpacing"/>
-        <w:jc w:val="both"/>
-        <w:rPr>
-          <w:rFonts w:ascii="Arial" w:hAnsi="Arial" w:cs="Arial"/>
-          <w:sz w:val="20"/>
-          <w:szCs w:val="20"/>
-        </w:rPr>
-      </w:pPr>
-    </w:p>
-    <w:p>
-      <w:pPr>
-        <w:pStyle w:val="NoSpacing"/>
-        <w:jc w:val="both"/>
-        <w:rPr>
-          <w:rFonts w:ascii="Arial" w:hAnsi="Arial" w:cs="Arial"/>
-          <w:sz w:val="20"/>
-          <w:szCs w:val="20"/>
-        </w:rPr>
-      </w:pPr>
       <w:r>
         <w:rPr>
           <w:rFonts w:ascii="Arial" w:hAnsi="Arial" w:cs="Arial"/>
@@ -563,6 +310,132 @@
           <w:szCs w:val="20"/>
         </w:rPr>
         <w:lastRenderedPageBreak/>
+        <w:drawing>
+          <wp:inline distT="0" distB="0" distL="0" distR="0" wp14:anchorId="3F20C870" wp14:editId="4CD18DB4">
+            <wp:extent cx="5274310" cy="4586605"/>
+            <wp:effectExtent l="0" t="0" r="2540" b="4445"/>
+            <wp:docPr id="1066522875" name="Picture 4"/>
+            <wp:cNvGraphicFramePr>
+              <a:graphicFrameLocks xmlns:a="http://schemas.openxmlformats.org/drawingml/2006/main" noChangeAspect="1"/>
+            </wp:cNvGraphicFramePr>
+            <a:graphic xmlns:a="http://schemas.openxmlformats.org/drawingml/2006/main">
+              <a:graphicData uri="http://schemas.openxmlformats.org/drawingml/2006/picture">
+                <pic:pic xmlns:pic="http://schemas.openxmlformats.org/drawingml/2006/picture">
+                  <pic:nvPicPr>
+                    <pic:cNvPr id="0" name="Picture 4"/>
+                    <pic:cNvPicPr>
+                      <a:picLocks noChangeAspect="1" noChangeArrowheads="1"/>
+                    </pic:cNvPicPr>
+                  </pic:nvPicPr>
+                  <pic:blipFill>
+                    <a:blip r:embed="rId5" cstate="print">
+                      <a:extLst>
+                        <a:ext uri="{28A0092B-C50C-407E-A947-70E740481C1C}">
+                          <a14:useLocalDpi xmlns:a14="http://schemas.microsoft.com/office/drawing/2010/main" val="0"/>
+                        </a:ext>
+                      </a:extLst>
+                    </a:blip>
+                    <a:srcRect/>
+                    <a:stretch>
+                      <a:fillRect/>
+                    </a:stretch>
+                  </pic:blipFill>
+                  <pic:spPr bwMode="auto">
+                    <a:xfrm>
+                      <a:off x="0" y="0"/>
+                      <a:ext cx="5274310" cy="4586605"/>
+                    </a:xfrm>
+                    <a:prstGeom prst="rect">
+                      <a:avLst/>
+                    </a:prstGeom>
+                    <a:noFill/>
+                    <a:ln>
+                      <a:noFill/>
+                    </a:ln>
+                  </pic:spPr>
+                </pic:pic>
+              </a:graphicData>
+            </a:graphic>
+          </wp:inline>
+        </w:drawing>
+      </w:r>
+    </w:p>
+    <w:p>
+      <w:pPr>
+        <w:pStyle w:val="NoSpacing"/>
+        <w:jc w:val="both"/>
+        <w:rPr>
+          <w:rFonts w:ascii="Arial" w:hAnsi="Arial" w:cs="Arial"/>
+          <w:sz w:val="20"/>
+          <w:szCs w:val="20"/>
+        </w:rPr>
+      </w:pPr>
+    </w:p>
+    <w:p>
+      <w:pPr>
+        <w:pStyle w:val="NoSpacing"/>
+        <w:jc w:val="both"/>
+        <w:rPr>
+          <w:rFonts w:ascii="Arial" w:hAnsi="Arial" w:cs="Arial"/>
+          <w:sz w:val="20"/>
+          <w:szCs w:val="20"/>
+        </w:rPr>
+      </w:pPr>
+      <w:r>
+        <w:rPr>
+          <w:rFonts w:ascii="Arial" w:hAnsi="Arial" w:cs="Arial"/>
+          <w:sz w:val="20"/>
+          <w:szCs w:val="20"/>
+        </w:rPr>
+        <w:t xml:space="preserve">La ubicación encontrada aquí es: </w:t>
+      </w:r>
+      <w:r>
+        <w:rPr>
+          <w:rFonts w:ascii="Arial" w:hAnsi="Arial" w:cs="Arial"/>
+          <w:sz w:val="20"/>
+          <w:szCs w:val="20"/>
+        </w:rPr>
+        <w:t>270, 890</w:t>
+      </w:r>
+    </w:p>
+    <w:p>
+      <w:pPr>
+        <w:pStyle w:val="NoSpacing"/>
+        <w:jc w:val="both"/>
+        <w:rPr>
+          <w:rFonts w:ascii="Arial" w:hAnsi="Arial" w:cs="Arial"/>
+          <w:sz w:val="20"/>
+          <w:szCs w:val="20"/>
+        </w:rPr>
+      </w:pPr>
+    </w:p>
+    <w:p>
+      <w:pPr>
+        <w:pStyle w:val="NoSpacing"/>
+        <w:jc w:val="both"/>
+        <w:rPr>
+          <w:rFonts w:ascii="Arial" w:hAnsi="Arial" w:cs="Arial"/>
+          <w:sz w:val="20"/>
+          <w:szCs w:val="20"/>
+        </w:rPr>
+      </w:pPr>
+    </w:p>
+    <w:p>
+      <w:pPr>
+        <w:pStyle w:val="NoSpacing"/>
+        <w:jc w:val="both"/>
+        <w:rPr>
+          <w:rFonts w:ascii="Arial" w:hAnsi="Arial" w:cs="Arial"/>
+          <w:sz w:val="20"/>
+          <w:szCs w:val="20"/>
+        </w:rPr>
+      </w:pPr>
+      <w:r>
+        <w:rPr>
+          <w:rFonts w:ascii="Arial" w:hAnsi="Arial" w:cs="Arial"/>
+          <w:sz w:val="20"/>
+          <w:szCs w:val="20"/>
+        </w:rPr>
         <w:t>Experiemnto 3:</w:t>
       </w:r>
     </w:p>
@@ -594,6 +467,133 @@
           <w:szCs w:val="20"/>
         </w:rPr>
         <w:t>Comprobación del seguimiento del modelo quasi-lambertiano y obtención del valor del orden m del LED.</w:t>
+      </w:r>
+    </w:p>
+    <w:p>
+      <w:pPr>
+        <w:pStyle w:val="NoSpacing"/>
+        <w:jc w:val="both"/>
+        <w:rPr>
+          <w:rFonts w:ascii="Arial" w:hAnsi="Arial" w:cs="Arial"/>
+          <w:sz w:val="20"/>
+          <w:szCs w:val="20"/>
+        </w:rPr>
+      </w:pPr>
+    </w:p>
+    <w:p>
+      <w:pPr>
+        <w:pStyle w:val="NoSpacing"/>
+        <w:jc w:val="both"/>
+        <w:rPr>
+          <w:rFonts w:ascii="Arial" w:hAnsi="Arial" w:cs="Arial"/>
+          <w:sz w:val="20"/>
+          <w:szCs w:val="20"/>
+        </w:rPr>
+      </w:pPr>
+      <w:r>
+        <w:rPr>
+          <w:rFonts w:ascii="Arial" w:hAnsi="Arial" w:cs="Arial"/>
+          <w:sz w:val="20"/>
+          <w:szCs w:val="20"/>
+        </w:rPr>
+        <w:t>Se juega en el ajuste con el valor de m, A (constante completa), posición del LED (ajustable), se obtiene:</w:t>
+      </w:r>
+    </w:p>
+    <w:p>
+      <w:pPr>
+        <w:pStyle w:val="NoSpacing"/>
+        <w:jc w:val="both"/>
+        <w:rPr>
+          <w:rFonts w:ascii="Arial" w:hAnsi="Arial" w:cs="Arial"/>
+          <w:sz w:val="20"/>
+          <w:szCs w:val="20"/>
+        </w:rPr>
+      </w:pPr>
+    </w:p>
+    <w:p>
+      <w:pPr>
+        <w:pStyle w:val="NoSpacing"/>
+        <w:jc w:val="both"/>
+        <w:rPr>
+          <w:rFonts w:ascii="Arial" w:hAnsi="Arial" w:cs="Arial"/>
+          <w:sz w:val="20"/>
+          <w:szCs w:val="20"/>
+        </w:rPr>
+      </w:pPr>
+      <w:r>
+        <w:rPr>
+          <w:rFonts w:ascii="Arial" w:hAnsi="Arial" w:cs="Arial"/>
+          <w:sz w:val="20"/>
+          <w:szCs w:val="20"/>
+        </w:rPr>
+        <w:t xml:space="preserve">Posicion del LED_500Khz (más realista) : X= </w:t>
+      </w:r>
+      <w:r>
+        <w:rPr>
+          <w:rFonts w:ascii="Arial" w:hAnsi="Arial" w:cs="Arial"/>
+          <w:sz w:val="20"/>
+          <w:szCs w:val="20"/>
+        </w:rPr>
+        <w:t>281</w:t>
+      </w:r>
+      <w:r>
+        <w:rPr>
+          <w:rFonts w:ascii="Arial" w:hAnsi="Arial" w:cs="Arial"/>
+          <w:sz w:val="20"/>
+          <w:szCs w:val="20"/>
+        </w:rPr>
+        <w:t>mm</w:t>
+      </w:r>
+      <w:r>
+        <w:rPr>
+          <w:rFonts w:ascii="Arial" w:hAnsi="Arial" w:cs="Arial"/>
+          <w:sz w:val="20"/>
+          <w:szCs w:val="20"/>
+        </w:rPr>
+        <w:t xml:space="preserve">, </w:t>
+      </w:r>
+      <w:r>
+        <w:rPr>
+          <w:rFonts w:ascii="Arial" w:hAnsi="Arial" w:cs="Arial"/>
+          <w:sz w:val="20"/>
+          <w:szCs w:val="20"/>
+        </w:rPr>
+        <w:t xml:space="preserve">Y= </w:t>
+      </w:r>
+      <w:r>
+        <w:rPr>
+          <w:rFonts w:ascii="Arial" w:hAnsi="Arial" w:cs="Arial"/>
+          <w:sz w:val="20"/>
+          <w:szCs w:val="20"/>
+        </w:rPr>
+        <w:t>905</w:t>
+      </w:r>
+      <w:r>
+        <w:rPr>
+          <w:rFonts w:ascii="Arial" w:hAnsi="Arial" w:cs="Arial"/>
+          <w:sz w:val="20"/>
+          <w:szCs w:val="20"/>
+        </w:rPr>
+        <w:t>mm</w:t>
+      </w:r>
+    </w:p>
+    <w:p>
+      <w:pPr>
+        <w:pStyle w:val="NoSpacing"/>
+        <w:jc w:val="both"/>
+        <w:rPr>
+          <w:rFonts w:ascii="Arial" w:hAnsi="Arial" w:cs="Arial"/>
+          <w:sz w:val="20"/>
+          <w:szCs w:val="20"/>
+        </w:rPr>
+      </w:pPr>
+      <w:r>
+        <w:rPr>
+          <w:rFonts w:ascii="Arial" w:hAnsi="Arial" w:cs="Arial"/>
+          <w:sz w:val="20"/>
+          <w:szCs w:val="20"/>
+        </w:rPr>
+        <w:t>Orden Lambertiano : m=5.6</w:t>
       </w:r>
     </w:p>
     <w:p>
@@ -1377,7 +1377,6 @@
   <w:style w:type="character" w:default="1" w:styleId="DefaultParagraphFont">
     <w:name w:val="Default Paragraph Font"/>
     <w:uiPriority w:val="1"/>
-    <w:semiHidden/>
     <w:unhideWhenUsed/>
   </w:style>
   <w:style w:type="table" w:default="1" w:styleId="TableNormal">

--- a/CAMBRIDGE/analysis/Experiments_Description_Analysis.docx
+++ b/CAMBRIDGE/analysis/Experiments_Description_Analysis.docx
@@ -534,47 +534,23 @@
           <w:sz w:val="20"/>
           <w:szCs w:val="20"/>
         </w:rPr>
-        <w:t>281</w:t>
-      </w:r>
-      <w:r>
-        <w:rPr>
-          <w:rFonts w:ascii="Arial" w:hAnsi="Arial" w:cs="Arial"/>
-          <w:sz w:val="20"/>
-          <w:szCs w:val="20"/>
-        </w:rPr>
-        <w:t>mm</w:t>
-      </w:r>
-      <w:r>
-        <w:rPr>
-          <w:rFonts w:ascii="Arial" w:hAnsi="Arial" w:cs="Arial"/>
-          <w:sz w:val="20"/>
-          <w:szCs w:val="20"/>
-        </w:rPr>
-        <w:t xml:space="preserve">, </w:t>
-      </w:r>
-      <w:r>
-        <w:rPr>
-          <w:rFonts w:ascii="Arial" w:hAnsi="Arial" w:cs="Arial"/>
-          <w:sz w:val="20"/>
-          <w:szCs w:val="20"/>
-        </w:rPr>
-        <w:t xml:space="preserve">Y= </w:t>
-      </w:r>
-      <w:r>
-        <w:rPr>
-          <w:rFonts w:ascii="Arial" w:hAnsi="Arial" w:cs="Arial"/>
-          <w:sz w:val="20"/>
-          <w:szCs w:val="20"/>
-        </w:rPr>
-        <w:t>905</w:t>
-      </w:r>
-      <w:r>
-        <w:rPr>
-          <w:rFonts w:ascii="Arial" w:hAnsi="Arial" w:cs="Arial"/>
-          <w:sz w:val="20"/>
-          <w:szCs w:val="20"/>
-        </w:rPr>
-        <w:t>mm</w:t>
+        <w:t xml:space="preserve">281.1,  </w:t>
+      </w:r>
+      <w:r>
+        <w:rPr>
+          <w:rFonts w:ascii="Arial" w:hAnsi="Arial" w:cs="Arial"/>
+          <w:sz w:val="20"/>
+          <w:szCs w:val="20"/>
+        </w:rPr>
+        <w:t>Y=</w:t>
+      </w:r>
+      <w:r>
+        <w:rPr>
+          <w:rFonts w:ascii="Arial" w:hAnsi="Arial" w:cs="Arial"/>
+          <w:sz w:val="20"/>
+          <w:szCs w:val="20"/>
+        </w:rPr>
+        <w:t>904.8</w:t>
       </w:r>
     </w:p>
     <w:p>
